--- a/Content/Arrangement/1.1 IfPIgsHadThumbs.docx
+++ b/Content/Arrangement/1.1 IfPIgsHadThumbs.docx
@@ -236,12 +236,53 @@
     </w:p>
     <w:p>
       <w:r>
-        <w:t>“Leave him alone, you fucking ass wipe!” Wesley howled.</w:t>
-      </w:r>
-    </w:p>
-    <w:p>
-      <w:r>
-        <w:t xml:space="preserve">Mosey gasped. The dog bolted. Buford faced Wes. The color drained from his face then returned to it in a remarkable way that the none in the family had witnessed before or since. A horizontal line of </w:t>
+        <w:t xml:space="preserve">Wesley launched into stream of invective. </w:t>
+      </w:r>
+    </w:p>
+    <w:p>
+      <w:r>
+        <w:t xml:space="preserve">Wesley brought the full benefit of his </w:t>
+      </w:r>
+      <w:proofErr w:type="gramStart"/>
+      <w:r>
+        <w:t>sixth grade</w:t>
+      </w:r>
+      <w:proofErr w:type="gramEnd"/>
+      <w:r>
+        <w:t xml:space="preserve"> education to the task at * middle school to the task.</w:t>
+      </w:r>
+    </w:p>
+    <w:p>
+      <w:r>
+        <w:t>Mosey gasped</w:t>
+      </w:r>
+      <w:r>
+        <w:t>. Bobby pins sprang from her hair.</w:t>
+      </w:r>
+    </w:p>
+    <w:p/>
+    <w:p>
+      <w:r>
+        <w:t xml:space="preserve">. </w:t>
+      </w:r>
+      <w:proofErr w:type="spellStart"/>
+      <w:r>
+        <w:t>Th</w:t>
+      </w:r>
+      <w:r>
+        <w:t>d</w:t>
+      </w:r>
+      <w:r>
+        <w:t>e</w:t>
+      </w:r>
+      <w:proofErr w:type="spellEnd"/>
+      <w:r>
+        <w:t xml:space="preserve"> dog bolted. Buford faced Wes. </w:t>
+      </w:r>
+    </w:p>
+    <w:p>
+      <w:r>
+        <w:t xml:space="preserve">The color drained from his face then returned to it in a remarkable way that the none in the family had witnessed before or since. A horizontal line of </w:t>
       </w:r>
       <w:proofErr w:type="gramStart"/>
       <w:r>
@@ -265,20 +306,39 @@
       </w:r>
       <w:proofErr w:type="gramEnd"/>
       <w:r>
-        <w:t xml:space="preserve"> red, Buford’s hand went to his belt and Wes turned to run.</w:t>
-      </w:r>
-    </w:p>
-    <w:p>
-      <w:r>
-        <w:t xml:space="preserve">Buford snatched him and wheeled him </w:t>
-      </w:r>
-      <w:proofErr w:type="gramStart"/>
-      <w:r>
-        <w:t>round, and</w:t>
-      </w:r>
-      <w:proofErr w:type="gramEnd"/>
-      <w:r>
-        <w:t xml:space="preserve"> gave him three solid whacks with his belt. Wes fled wailing to the farmhouse. Buford’s siblings were roughly divided </w:t>
+        <w:t xml:space="preserve"> red, Buford’s hand went to his belt and Wes turned </w:t>
+      </w:r>
+      <w:r>
+        <w:t>and</w:t>
+      </w:r>
+      <w:r>
+        <w:t xml:space="preserve"> r</w:t>
+      </w:r>
+      <w:r>
+        <w:t>a</w:t>
+      </w:r>
+      <w:r>
+        <w:t>n.</w:t>
+      </w:r>
+    </w:p>
+    <w:p>
+      <w:r>
+        <w:t>Buford removed his belt and chased after him. He was just about to snatch the boy when h</w:t>
+      </w:r>
+      <w:r>
+        <w:t>is pants fell to his ancles, tripping Buford and exposing his red and white polka-dotted boxers.</w:t>
+      </w:r>
+    </w:p>
+    <w:p/>
+    <w:p>
+      <w:r>
+        <w:t xml:space="preserve">Wes fled </w:t>
+      </w:r>
+      <w:r>
+        <w:t>into</w:t>
+      </w:r>
+      <w:r>
+        <w:t xml:space="preserve"> the farmhouse. Buford’s siblings were roughly divided </w:t>
       </w:r>
       <w:proofErr w:type="gramStart"/>
       <w:r>
@@ -370,6 +430,7 @@
     <w:p>
       <w:proofErr w:type="spellStart"/>
       <w:r>
+        <w:lastRenderedPageBreak/>
         <w:t>Snidenbaum</w:t>
       </w:r>
       <w:proofErr w:type="spellEnd"/>
@@ -529,6 +590,7 @@
     </w:p>
     <w:p>
       <w:r>
+        <w:lastRenderedPageBreak/>
         <w:t xml:space="preserve">“You should do something about that goat. It’s </w:t>
       </w:r>
       <w:proofErr w:type="gramStart"/>
@@ -570,11 +632,7 @@
       </w:r>
       <w:proofErr w:type="gramEnd"/>
       <w:r>
-        <w:t xml:space="preserve"> validation and went into moroseness if she suspected Buford was less than deeply in love with her. As their relationship progressed, Buford became increasingly concerned. But he thought of the many relationships in his past that he had ended and </w:t>
-      </w:r>
-      <w:r>
-        <w:lastRenderedPageBreak/>
-        <w:t xml:space="preserve">regrated. As Buford’s misgivings </w:t>
+        <w:t xml:space="preserve"> validation and went into moroseness if she suspected Buford was less than deeply in love with her. As their relationship progressed, Buford became increasingly concerned. But he thought of the many relationships in his past that he had ended and regrated. As Buford’s misgivings </w:t>
       </w:r>
       <w:proofErr w:type="gramStart"/>
       <w:r>
@@ -718,6 +776,7 @@
     </w:p>
     <w:p>
       <w:r>
+        <w:lastRenderedPageBreak/>
         <w:t xml:space="preserve">This was the dog’s favorite activity. Tennyson Jack invented it as a means of occupying Wes when he was underfoot. He invented </w:t>
       </w:r>
       <w:proofErr w:type="gramStart"/>
@@ -757,7 +816,6 @@
     </w:p>
     <w:p>
       <w:r>
-        <w:lastRenderedPageBreak/>
         <w:t>Bandigo has a very poor nose. But shows signs of having a talented nose but undeveloped. Often has trouble assembling the nose into spore display.</w:t>
       </w:r>
     </w:p>
@@ -949,6 +1007,7 @@
     </w:p>
     <w:p>
       <w:r>
+        <w:lastRenderedPageBreak/>
         <w:t xml:space="preserve">Jack and Deacon laugh. Jack </w:t>
       </w:r>
       <w:proofErr w:type="gramStart"/>
@@ -1034,136 +1093,136 @@
     <w:p/>
     <w:p>
       <w:r>
+        <w:t xml:space="preserve">Weeks later, Buford </w:t>
+      </w:r>
+      <w:proofErr w:type="gramStart"/>
+      <w:r>
+        <w:t>on</w:t>
+      </w:r>
+      <w:proofErr w:type="gramEnd"/>
+      <w:r>
+        <w:t xml:space="preserve"> his couch watching football. Then the commercial break and the familiar music signaled Wesley.</w:t>
+      </w:r>
+    </w:p>
+    <w:p>
+      <w:r>
+        <w:t>“It’s on again!” he called.</w:t>
+      </w:r>
+    </w:p>
+    <w:p>
+      <w:r>
+        <w:t xml:space="preserve">Mosey came in from the </w:t>
+      </w:r>
+      <w:proofErr w:type="gramStart"/>
+      <w:r>
+        <w:t>kitchen,  Wincy</w:t>
+      </w:r>
+      <w:proofErr w:type="gramEnd"/>
+      <w:r>
+        <w:t xml:space="preserve"> from the living room and Tennyson Jack from upstairs.</w:t>
+      </w:r>
+    </w:p>
+    <w:p>
+      <w:r>
+        <w:t>“Not again,” muttered Buford.</w:t>
+      </w:r>
+    </w:p>
+    <w:p>
+      <w:r>
+        <w:t>Blind Marnie’s voice on the TV.</w:t>
+      </w:r>
+    </w:p>
+    <w:p>
+      <w:r>
+        <w:t xml:space="preserve">“Let me help </w:t>
+      </w:r>
+      <w:proofErr w:type="gramStart"/>
+      <w:r>
+        <w:t>you  with</w:t>
+      </w:r>
+      <w:proofErr w:type="gramEnd"/>
+      <w:r>
+        <w:t xml:space="preserve"> that.”</w:t>
+      </w:r>
+    </w:p>
+    <w:p>
+      <w:r>
+        <w:t>Whisling and whooshing supplied by a sound editor as the jar spins end over end before landing in Blind Marnie’s hand. Thanks again to the sound editors, the jar makes a pleasant pop when Blind Marnie opens it.</w:t>
+      </w:r>
+    </w:p>
+    <w:p>
+      <w:r>
+        <w:t>She looks at the camera.</w:t>
+      </w:r>
+    </w:p>
+    <w:p>
+      <w:r>
+        <w:t>“If pigs had thumbs, they could eat what they want. And that would be Clover Creek Farms PrailineButter.”</w:t>
+      </w:r>
+    </w:p>
+    <w:p>
+      <w:r>
+        <w:t>For the hundredth time, Mosey, Wincey, Cletus and Tennyson Jack cheered.</w:t>
+      </w:r>
+    </w:p>
+    <w:p>
+      <w:r>
+        <w:t xml:space="preserve"> “Oh, don’t act like it’s the first time you ever seen it,” said Buford.</w:t>
+      </w:r>
+    </w:p>
+    <w:p>
+      <w:r>
+        <w:t xml:space="preserve">“I’m glad it’s working out OK. It’s just not a very good commercial. That about pigs having thumbs, you barely </w:t>
+      </w:r>
+      <w:proofErr w:type="gramStart"/>
+      <w:r>
+        <w:t>have to</w:t>
+      </w:r>
+      <w:proofErr w:type="gramEnd"/>
+      <w:r>
+        <w:t xml:space="preserve"> use your thumbs to open a jar.”</w:t>
+      </w:r>
+    </w:p>
+    <w:p>
+      <w:r>
+        <w:t xml:space="preserve">“Fair enough,” said Tennyson Jack. “Next commercial we </w:t>
+      </w:r>
+      <w:proofErr w:type="gramStart"/>
+      <w:r>
+        <w:t>can</w:t>
+      </w:r>
+      <w:proofErr w:type="gramEnd"/>
+      <w:r>
+        <w:t xml:space="preserve"> change it from ‘if a pig had thumbs’, to ‘if a pig had prehensile appendages.’ Would that settle your hash?”</w:t>
+      </w:r>
+    </w:p>
+    <w:p>
+      <w:r>
+        <w:t xml:space="preserve">“No,” said Buford. “The whole idea of a pig promoting food at all. People </w:t>
+      </w:r>
+      <w:proofErr w:type="gramStart"/>
+      <w:r>
+        <w:t>wanting</w:t>
+      </w:r>
+      <w:proofErr w:type="gramEnd"/>
+      <w:r>
+        <w:t xml:space="preserve"> to go out </w:t>
+      </w:r>
+      <w:proofErr w:type="spellStart"/>
+      <w:proofErr w:type="gramStart"/>
+      <w:r>
+        <w:t>an</w:t>
+      </w:r>
+      <w:proofErr w:type="spellEnd"/>
+      <w:proofErr w:type="gramEnd"/>
+      <w:r>
+        <w:t xml:space="preserve"> buy something because a pig will eat it. People feed pigs table scraps, watermelon rh</w:t>
+      </w:r>
+    </w:p>
+    <w:p/>
+    <w:p>
+      <w:r>
         <w:lastRenderedPageBreak/>
-        <w:t xml:space="preserve">Weeks later, Buford </w:t>
-      </w:r>
-      <w:proofErr w:type="gramStart"/>
-      <w:r>
-        <w:t>on</w:t>
-      </w:r>
-      <w:proofErr w:type="gramEnd"/>
-      <w:r>
-        <w:t xml:space="preserve"> his couch watching football. Then the commercial break and the familiar music signaled Wesley.</w:t>
-      </w:r>
-    </w:p>
-    <w:p>
-      <w:r>
-        <w:t>“It’s on again!” he called.</w:t>
-      </w:r>
-    </w:p>
-    <w:p>
-      <w:r>
-        <w:t xml:space="preserve">Mosey came in from the </w:t>
-      </w:r>
-      <w:proofErr w:type="gramStart"/>
-      <w:r>
-        <w:t>kitchen,  Wincy</w:t>
-      </w:r>
-      <w:proofErr w:type="gramEnd"/>
-      <w:r>
-        <w:t xml:space="preserve"> from the living room and Tennyson Jack from upstairs.</w:t>
-      </w:r>
-    </w:p>
-    <w:p>
-      <w:r>
-        <w:t>“Not again,” muttered Buford.</w:t>
-      </w:r>
-    </w:p>
-    <w:p>
-      <w:r>
-        <w:t>Blind Marnie’s voice on the TV.</w:t>
-      </w:r>
-    </w:p>
-    <w:p>
-      <w:r>
-        <w:t xml:space="preserve">“Let me help </w:t>
-      </w:r>
-      <w:proofErr w:type="gramStart"/>
-      <w:r>
-        <w:t>you  with</w:t>
-      </w:r>
-      <w:proofErr w:type="gramEnd"/>
-      <w:r>
-        <w:t xml:space="preserve"> that.”</w:t>
-      </w:r>
-    </w:p>
-    <w:p>
-      <w:r>
-        <w:t>Whisling and whooshing supplied by a sound editor as the jar spins end over end before landing in Blind Marnie’s hand. Thanks again to the sound editors, the jar makes a pleasant pop when Blind Marnie opens it.</w:t>
-      </w:r>
-    </w:p>
-    <w:p>
-      <w:r>
-        <w:t>She looks at the camera.</w:t>
-      </w:r>
-    </w:p>
-    <w:p>
-      <w:r>
-        <w:t>“If pigs had thumbs, they could eat what they want. And that would be Clover Creek Farms PrailineButter.”</w:t>
-      </w:r>
-    </w:p>
-    <w:p>
-      <w:r>
-        <w:t>For the hundredth time, Mosey, Wincey, Cletus and Tennyson Jack cheered.</w:t>
-      </w:r>
-    </w:p>
-    <w:p>
-      <w:r>
-        <w:t xml:space="preserve"> “Oh, don’t act like it’s the first time you ever seen it,” said Buford.</w:t>
-      </w:r>
-    </w:p>
-    <w:p>
-      <w:r>
-        <w:t xml:space="preserve">“I’m glad it’s working out OK. It’s just not a very good commercial. That about pigs having thumbs, you barely </w:t>
-      </w:r>
-      <w:proofErr w:type="gramStart"/>
-      <w:r>
-        <w:t>have to</w:t>
-      </w:r>
-      <w:proofErr w:type="gramEnd"/>
-      <w:r>
-        <w:t xml:space="preserve"> use your thumbs to open a jar.”</w:t>
-      </w:r>
-    </w:p>
-    <w:p>
-      <w:r>
-        <w:t xml:space="preserve">“Fair enough,” said Tennyson Jack. “Next commercial we </w:t>
-      </w:r>
-      <w:proofErr w:type="gramStart"/>
-      <w:r>
-        <w:t>can</w:t>
-      </w:r>
-      <w:proofErr w:type="gramEnd"/>
-      <w:r>
-        <w:t xml:space="preserve"> change it from ‘if a pig had thumbs’, to ‘if a pig had prehensile appendages.’ Would that settle your hash?”</w:t>
-      </w:r>
-    </w:p>
-    <w:p>
-      <w:r>
-        <w:t xml:space="preserve">“No,” said Buford. “The whole idea of a pig promoting food at all. People </w:t>
-      </w:r>
-      <w:proofErr w:type="gramStart"/>
-      <w:r>
-        <w:t>wanting</w:t>
-      </w:r>
-      <w:proofErr w:type="gramEnd"/>
-      <w:r>
-        <w:t xml:space="preserve"> to go out </w:t>
-      </w:r>
-      <w:proofErr w:type="spellStart"/>
-      <w:proofErr w:type="gramStart"/>
-      <w:r>
-        <w:t>an</w:t>
-      </w:r>
-      <w:proofErr w:type="spellEnd"/>
-      <w:proofErr w:type="gramEnd"/>
-      <w:r>
-        <w:t xml:space="preserve"> buy something because a pig will eat it. People feed pigs table scraps, watermelon rh</w:t>
-      </w:r>
-    </w:p>
-    <w:p/>
-    <w:p>
-      <w:r>
         <w:t>“</w:t>
       </w:r>
       <w:proofErr w:type="spellStart"/>
@@ -1251,7 +1310,6 @@
     </w:p>
     <w:p>
       <w:r>
-        <w:lastRenderedPageBreak/>
         <w:t>“That was the goat,” said Cletus.</w:t>
       </w:r>
     </w:p>
